--- a/src/scripts/lib/footnote_template.docx
+++ b/src/scripts/lib/footnote_template.docx
@@ -12124,8 +12124,8 @@
     <w:name w:val="footnote text"/>
     <w:basedOn w:val="Normal"/>
     <w:pPr>
+      <w:bidi w:val="1"/>
       <w:spacing w:after="0" w:line="240" w:lineRule="auto"/>
-      <w:bidi w:val="1"/>
       <w:jc w:val="right"/>
     </w:pPr>
     <w:rPr>

--- a/src/scripts/lib/footnote_template.docx
+++ b/src/scripts/lib/footnote_template.docx
@@ -12126,7 +12126,6 @@
     <w:pPr>
       <w:bidi w:val="1"/>
       <w:spacing w:after="0" w:line="240" w:lineRule="auto"/>
-      <w:jc w:val="right"/>
     </w:pPr>
     <w:rPr>
       <w:sz w:val="20"/>

--- a/src/scripts/lib/footnote_template.docx
+++ b/src/scripts/lib/footnote_template.docx
@@ -12130,7 +12130,6 @@
     <w:rPr>
       <w:sz w:val="20"/>
       <w:szCs w:val="20"/>
-      <w:rtl/>
     </w:rPr>
   </w:style>
 </w:styles>
